--- a/docs/LTI-Tutor-Overview-Oct21.docx
+++ b/docs/LTI-Tutor-Overview-Oct21.docx
@@ -58,7 +58,7 @@
         <w:t>only on the materials the course gives it</w:t>
       </w:r>
       <w:r>
-        <w:t>. The learner does the thinking, the instructor keeps the authority, and nothing it produces is a grade, a lesson or a submission.</w:t>
+        <w:t xml:space="preserve">. The learner does the thinking, the instructor keeps the authority, and nothing it produces is a grade, a lesson or a submission. Chats can happen by text or voice.</w:t>
       </w:r>
     </w:p>
     <w:p>
@@ -94,10 +94,7 @@
         <w:t>Bring the course in.</w:t>
       </w:r>
       <w:r>
-        <w:t xml:space="preserve"> A Moodle backup, or a live sync through Moodle web services, brings each unit in as its text, readings, activities and study questions, and assignments, each marked for what it is.</w:t>
-      </w:r>
-      <w:r>
-        <w:t xml:space="preserve"> Any open resources can also be added.</w:t>
+        <w:t xml:space="preserve"> A Moodle backup, or a live sync through Moodle web services, brings each unit in as its text, readings, activities and study questions, and assignments, each marked for what it is. Any open resources can also be added.</w:t>
       </w:r>
     </w:p>
     <w:p>
@@ -175,15 +172,7 @@
         <w:spacing w:before="120" w:after="120"/>
       </w:pPr>
       <w:r>
-        <w:t xml:space="preserve">One deployment serves all ten </w:t>
-      </w:r>
-      <w:proofErr w:type="spellStart"/>
-      <w:r>
-        <w:t>TRUFlex</w:t>
-      </w:r>
-      <w:proofErr w:type="spellEnd"/>
-      <w:r>
-        <w:t xml:space="preserve"> modes. A self-paced learner never hears "before class" or "your classmates"; a paced course gets weekly grouping and cohort reminders.</w:t>
+        <w:t xml:space="preserve">One deployment serves all ten TRUFlex modes. A self-paced learner never hears "before class" or "your classmates"; a paced course gets weekly grouping and cohort reminders.</w:t>
       </w:r>
     </w:p>
     <w:p>
@@ -624,17 +613,8 @@
                 <w:bCs/>
               </w:rPr>
               <w:lastRenderedPageBreak/>
-              <w:t xml:space="preserve">Assignment </w:t>
-            </w:r>
-            <w:proofErr w:type="gramStart"/>
-            <w:r>
-              <w:rPr>
-                <w:b/>
-                <w:bCs/>
-              </w:rPr>
-              <w:t>start</w:t>
-            </w:r>
-            <w:proofErr w:type="gramEnd"/>
+              <w:t xml:space="preserve">Assignment start</w:t>
+            </w:r>
           </w:p>
         </w:tc>
         <w:tc>
@@ -731,15 +711,7 @@
               <w:t>COMP 2131 Module 8 (Linking)</w:t>
             </w:r>
             <w:r>
-              <w:t xml:space="preserve">, a self-paced computing course, now runs four sessions in our Moodle sandbox: a readiness check, a tutorial on why code that compiles can still fail to link, an assignment </w:t>
-            </w:r>
-            <w:proofErr w:type="gramStart"/>
-            <w:r>
-              <w:t>start</w:t>
-            </w:r>
-            <w:proofErr w:type="gramEnd"/>
-            <w:r>
-              <w:t xml:space="preserve"> for Assignment 3 Part B, and a reflection. Two rounds of testing from the student's side turned up </w:t>
+              <w:t xml:space="preserve">, a self-paced computing course, now runs four sessions in our Moodle sandbox: a readiness check, a tutorial on why code that compiles can still fail to link, an assignment start for Assignment 3 Part B, and a reflection. Two rounds of testing from the student's side turned up </w:t>
             </w:r>
             <w:r>
               <w:rPr>
@@ -809,15 +781,7 @@
               <w:t>False facts get corrected, plainly.</w:t>
             </w:r>
             <w:r>
-              <w:t xml:space="preserve"> The tutor never praises or builds on a wrong </w:t>
-            </w:r>
-            <w:proofErr w:type="gramStart"/>
-            <w:r>
-              <w:t>claim, and</w:t>
-            </w:r>
-            <w:proofErr w:type="gramEnd"/>
-            <w:r>
-              <w:t xml:space="preserve"> cites only what the materials contain.</w:t>
+              <w:t xml:space="preserve"> The tutor never praises or builds on a wrong claim, and cites only what the materials contain.</w:t>
             </w:r>
           </w:p>
           <w:p>
@@ -941,7 +905,7 @@
         <w:t>A sibling tool, Persona Chat.</w:t>
       </w:r>
       <w:r>
-        <w:t xml:space="preserve"> Students talk with a persona an instructor designs (a historical thinker, a simulated patient), grounded in course materials, with quotations checked against the sources, an optional coach, a debrief and an instructor report. Built and registered in the sandbox; not yet tried with students.</w:t>
+        <w:t xml:space="preserve"> Students talk with a persona an instructor designs (a historical thinker, a simulated patient), grounded in course materials, with quotations checked against the sources, an optional coach, a debrief and an instructor report. On October 21 a round of testing with simulated students (a Bertrand Russell persona for PHIL 1101 and a simulated patient for Nursing 1830) led to fixes deployed the same day: a clear way to end, debriefs that cite the turns they rest on and flag critical issues such as unsafe advice or a request to ghostwrite, fixed facts so every student meets the same patient, and out-of-character replies shown as notes rather than in the persona’s voice.</w:t>
       </w:r>
     </w:p>
     <w:p>
@@ -1297,15 +1261,7 @@
           </w:tcPr>
           <w:p>
             <w:r>
-              <w:t xml:space="preserve">The app and its database run on Reclaim Cloud in Canada. The text of each turn goes to </w:t>
-            </w:r>
-            <w:proofErr w:type="spellStart"/>
-            <w:r>
-              <w:t>Anthropic's</w:t>
-            </w:r>
-            <w:proofErr w:type="spellEnd"/>
-            <w:r>
-              <w:t xml:space="preserve"> API in the US to produce the reply; under commercial terms it is not used for training (a contractual promise worth IT confirming). One setting points the tool at an institutional or sovereign endpoint instead.</w:t>
+              <w:t xml:space="preserve">The app and its database run on Reclaim Cloud in Canada. The text of each turn goes to Anthropic's API in the US to produce the reply; under commercial terms it is not used for training (a contractual promise worth IT confirming). One setting points the tool at an institutional or sovereign endpoint instead.</w:t>
             </w:r>
           </w:p>
         </w:tc>
@@ -1524,7 +1480,7 @@
         <w:t>Persona Chat</w:t>
       </w:r>
       <w:r>
-        <w:t xml:space="preserve"> is untested from the student side: launching from a course, gradebook posting and public links.</w:t>
+        <w:t xml:space="preserve"> still has gradebook posting and public links untested, and its October 21 fixes have not yet been tried in Moodle.</w:t>
       </w:r>
     </w:p>
     <w:p>
@@ -1540,15 +1496,7 @@
         <w:spacing w:after="120"/>
       </w:pPr>
       <w:r>
-        <w:t xml:space="preserve">The COMP 2131 demo runs in the </w:t>
-      </w:r>
-      <w:proofErr w:type="spellStart"/>
-      <w:r>
-        <w:t>moodbox</w:t>
-      </w:r>
-      <w:proofErr w:type="spellEnd"/>
-      <w:r>
-        <w:t xml:space="preserve"> sandbox; ask Brian Lamb for access. The instructor guide (docs/USER-GUIDE.md), the Persona Chat guide and the full technical reference live in the project repository.</w:t>
+        <w:t xml:space="preserve">The COMP 2131 demo runs in the moodbox sandbox; ask Brian Lamb for access. The instructor guide (docs/USER-GUIDE.md), the Persona Chat guide and the full technical reference live in the project repository.</w:t>
       </w:r>
     </w:p>
     <w:sectPr>
